--- a/Science_Teesside/Teaching_Packs/BUILD/lessons/W7A/BUILD_Science_Autumn1_W7A_Food_Sources_Pupil.docx
+++ b/Science_Teesside/Teaching_Packs/BUILD/lessons/W7A/BUILD_Science_Autumn1_W7A_Food_Sources_Pupil.docx
@@ -5,8 +5,15 @@
     <w:p>
       <w:pPr>
         <w:pStyle w:val="Kicker"/>
+        <w:pBdr>
+          <w:left w:val="single" w:sz="20" w:color="28685E" w:space="7"/>
+        </w:pBdr>
+        <w:ind w:left="140"/>
       </w:pPr>
       <w:r>
+        <w:rPr>
+          <w:rFonts w:ascii="Arial" w:hAnsi="Arial"/>
+        </w:rPr>
         <w:t>PUPIL WORKSHEET</w:t>
       </w:r>
     </w:p>
@@ -15,6 +22,12 @@
         <w:pStyle w:val="Title"/>
       </w:pPr>
       <w:r>
+        <w:rPr>
+          <w:rFonts w:ascii="Arial" w:hAnsi="Arial"/>
+          <w:b/>
+          <w:color w:val="152B3A"/>
+          <w:sz w:val="48"/>
+        </w:rPr>
         <w:t>Animals get food by eating</w:t>
       </w:r>
     </w:p>
@@ -23,41 +36,65 @@
         <w:pStyle w:val="Subtitle"/>
       </w:pPr>
       <w:r>
+        <w:rPr>
+          <w:rFonts w:ascii="Arial" w:hAnsi="Arial"/>
+          <w:i w:val="0"/>
+          <w:sz w:val="22"/>
+        </w:rPr>
         <w:t>Autumn 1 · Week 7 · Lesson A</w:t>
       </w:r>
     </w:p>
     <w:p>
       <w:r>
+        <w:rPr>
+          <w:rFonts w:ascii="Arial" w:hAnsi="Arial"/>
+        </w:rPr>
         <w:t>Name: ____________________________    Date: __________________</w:t>
       </w:r>
     </w:p>
     <w:p>
       <w:pPr>
         <w:pStyle w:val="Callout"/>
-        <w:shd w:fill="F7F4EC"/>
+        <w:shd w:fill="F1F5F0" w:val="clear"/>
         <w:pBdr>
-          <w:left w:val="single" w:sz="18" w:space="8" w:color="28675C"/>
+          <w:left w:val="single" w:sz="20" w:space="8" w:color="28685E"/>
         </w:pBdr>
+        <w:ind w:left="140" w:right="60"/>
       </w:pPr>
       <w:r>
+        <w:rPr>
+          <w:rFonts w:ascii="Arial" w:hAnsi="Arial"/>
+        </w:rPr>
         <w:t>Distinguish producers and consumers in simple green-plant food chains, read arrows from food to eater and justify a correction.</w:t>
       </w:r>
     </w:p>
     <w:p>
       <w:r>
+        <w:rPr>
+          <w:rFonts w:ascii="Arial" w:hAnsi="Arial"/>
+        </w:rPr>
         <w:t>Use this sheet with the lesson. You may point, sign, speak, draw, write, dictate or direct an adult. Keep your first idea so you can show what changed.</w:t>
       </w:r>
     </w:p>
     <w:p>
       <w:pPr>
         <w:pStyle w:val="Heading1"/>
+        <w:pBdr>
+          <w:bottom w:val="single" w:sz="6" w:color="DCE7DD" w:space="4"/>
+        </w:pBdr>
       </w:pPr>
       <w:r>
+        <w:rPr>
+          <w:rFonts w:ascii="Arial" w:hAnsi="Arial"/>
+        </w:rPr>
         <w:t>1. Food-source clues</w:t>
       </w:r>
     </w:p>
     <w:p>
       <w:r>
+        <w:rPr>
+          <w:rFonts w:ascii="Arial" w:hAnsi="Arial"/>
+        </w:rPr>
         <w:t>Read or hear the clues. Name producer or consumer for each example.</w:t>
       </w:r>
     </w:p>
@@ -69,18 +106,18 @@
         <w:tblW w:w="9866" w:type="dxa"/>
         <w:tblInd w:w="120" w:type="dxa"/>
         <w:tblCellMar>
-          <w:top w:w="100" w:type="dxa"/>
-          <w:left w:w="100" w:type="dxa"/>
-          <w:bottom w:w="100" w:type="dxa"/>
-          <w:right w:w="100" w:type="dxa"/>
+          <w:top w:w="95" w:type="dxa"/>
+          <w:left w:w="120" w:type="dxa"/>
+          <w:bottom w:w="95" w:type="dxa"/>
+          <w:right w:w="120" w:type="dxa"/>
         </w:tblCellMar>
         <w:tblBorders>
-          <w:top w:val="single" w:sz="4" w:color="ACBBB7"/>
-          <w:left w:val="single" w:sz="4" w:color="ACBBB7"/>
-          <w:bottom w:val="single" w:sz="4" w:color="ACBBB7"/>
-          <w:right w:val="single" w:sz="4" w:color="ACBBB7"/>
-          <w:insideH w:val="single" w:sz="4" w:color="ACBBB7"/>
-          <w:insideV w:val="single" w:sz="4" w:color="ACBBB7"/>
+          <w:top w:val="single" w:sz="4" w:color="9DB9AC"/>
+          <w:left w:val="single" w:sz="4" w:color="9DB9AC"/>
+          <w:bottom w:val="single" w:sz="4" w:color="9DB9AC"/>
+          <w:right w:val="single" w:sz="4" w:color="9DB9AC"/>
+          <w:insideH w:val="single" w:sz="4" w:color="9DB9AC"/>
+          <w:insideV w:val="single" w:sz="4" w:color="9DB9AC"/>
         </w:tblBorders>
       </w:tblPr>
       <w:tblGrid>
@@ -97,16 +134,17 @@
           <w:tcPr>
             <w:vAlign w:val="center"/>
             <w:tcW w:w="2557" w:type="dxa"/>
-            <w:shd w:fill="F7F4EC"/>
+            <w:shd w:fill="28685E" w:val="clear"/>
           </w:tcPr>
           <w:p>
             <w:pPr>
-              <w:spacing w:after="20" w:before="20"/>
+              <w:spacing w:after="20" w:before="20" w:line="250" w:lineRule="auto"/>
             </w:pPr>
             <w:r>
               <w:rPr>
+                <w:rFonts w:ascii="Arial" w:hAnsi="Arial"/>
                 <w:b/>
-                <w:color w:val="173348"/>
+                <w:color w:val="FFFFFF"/>
                 <w:sz w:val="21"/>
               </w:rPr>
               <w:t>Living thing in the model</w:t>
@@ -117,16 +155,17 @@
           <w:tcPr>
             <w:vAlign w:val="center"/>
             <w:tcW w:w="4750" w:type="dxa"/>
-            <w:shd w:fill="F7F4EC"/>
+            <w:shd w:fill="28685E" w:val="clear"/>
           </w:tcPr>
           <w:p>
             <w:pPr>
-              <w:spacing w:after="20" w:before="20"/>
+              <w:spacing w:after="20" w:before="20" w:line="250" w:lineRule="auto"/>
             </w:pPr>
             <w:r>
               <w:rPr>
+                <w:rFonts w:ascii="Arial" w:hAnsi="Arial"/>
                 <w:b/>
-                <w:color w:val="173348"/>
+                <w:color w:val="FFFFFF"/>
                 <w:sz w:val="21"/>
               </w:rPr>
               <w:t>Evidence</w:t>
@@ -137,16 +176,17 @@
           <w:tcPr>
             <w:vAlign w:val="center"/>
             <w:tcW w:w="2559" w:type="dxa"/>
-            <w:shd w:fill="F7F4EC"/>
+            <w:shd w:fill="28685E" w:val="clear"/>
           </w:tcPr>
           <w:p>
             <w:pPr>
-              <w:spacing w:after="20" w:before="20"/>
+              <w:spacing w:after="20" w:before="20" w:line="250" w:lineRule="auto"/>
             </w:pPr>
             <w:r>
               <w:rPr>
+                <w:rFonts w:ascii="Arial" w:hAnsi="Arial"/>
                 <w:b/>
-                <w:color w:val="173348"/>
+                <w:color w:val="FFFFFF"/>
                 <w:sz w:val="21"/>
               </w:rPr>
               <w:t>Role</w:t>
@@ -163,13 +203,16 @@
           <w:tcPr>
             <w:vAlign w:val="center"/>
             <w:tcW w:w="2557" w:type="dxa"/>
+            <w:shd w:fill="F1F5F0" w:val="clear"/>
           </w:tcPr>
           <w:p>
             <w:pPr>
-              <w:spacing w:after="20" w:before="20"/>
+              <w:spacing w:after="20" w:before="20" w:line="250" w:lineRule="auto"/>
             </w:pPr>
             <w:r>
               <w:rPr>
+                <w:rFonts w:ascii="Arial" w:hAnsi="Arial"/>
+                <w:color w:val="152B3A"/>
                 <w:sz w:val="21"/>
               </w:rPr>
               <w:t>Grass plant</w:t>
@@ -180,13 +223,16 @@
           <w:tcPr>
             <w:vAlign w:val="center"/>
             <w:tcW w:w="4750" w:type="dxa"/>
+            <w:shd w:fill="F1F5F0" w:val="clear"/>
           </w:tcPr>
           <w:p>
             <w:pPr>
-              <w:spacing w:after="20" w:before="20"/>
+              <w:spacing w:after="20" w:before="20" w:line="250" w:lineRule="auto"/>
             </w:pPr>
             <w:r>
               <w:rPr>
+                <w:rFonts w:ascii="Arial" w:hAnsi="Arial"/>
+                <w:color w:val="152B3A"/>
                 <w:sz w:val="21"/>
               </w:rPr>
               <w:t>Green parts make food using light.</w:t>
@@ -197,13 +243,16 @@
           <w:tcPr>
             <w:vAlign w:val="center"/>
             <w:tcW w:w="2559" w:type="dxa"/>
+            <w:shd w:fill="F1F5F0" w:val="clear"/>
           </w:tcPr>
           <w:p>
             <w:pPr>
-              <w:spacing w:after="20" w:before="20"/>
+              <w:spacing w:after="20" w:before="20" w:line="250" w:lineRule="auto"/>
             </w:pPr>
             <w:r>
               <w:rPr>
+                <w:rFonts w:ascii="Arial" w:hAnsi="Arial"/>
+                <w:color w:val="152B3A"/>
                 <w:sz w:val="21"/>
               </w:rPr>
             </w:r>
@@ -219,13 +268,16 @@
           <w:tcPr>
             <w:vAlign w:val="center"/>
             <w:tcW w:w="2557" w:type="dxa"/>
+            <w:shd w:fill="FFFFFF" w:val="clear"/>
           </w:tcPr>
           <w:p>
             <w:pPr>
-              <w:spacing w:after="20" w:before="20"/>
+              <w:spacing w:after="20" w:before="20" w:line="250" w:lineRule="auto"/>
             </w:pPr>
             <w:r>
               <w:rPr>
+                <w:rFonts w:ascii="Arial" w:hAnsi="Arial"/>
+                <w:color w:val="152B3A"/>
                 <w:sz w:val="21"/>
               </w:rPr>
               <w:t>Rabbit</w:t>
@@ -236,13 +288,16 @@
           <w:tcPr>
             <w:vAlign w:val="center"/>
             <w:tcW w:w="4750" w:type="dxa"/>
+            <w:shd w:fill="FFFFFF" w:val="clear"/>
           </w:tcPr>
           <w:p>
             <w:pPr>
-              <w:spacing w:after="20" w:before="20"/>
+              <w:spacing w:after="20" w:before="20" w:line="250" w:lineRule="auto"/>
             </w:pPr>
             <w:r>
               <w:rPr>
+                <w:rFonts w:ascii="Arial" w:hAnsi="Arial"/>
+                <w:color w:val="152B3A"/>
                 <w:sz w:val="21"/>
               </w:rPr>
               <w:t>Can eat grass.</w:t>
@@ -253,13 +308,16 @@
           <w:tcPr>
             <w:vAlign w:val="center"/>
             <w:tcW w:w="2559" w:type="dxa"/>
+            <w:shd w:fill="FFFFFF" w:val="clear"/>
           </w:tcPr>
           <w:p>
             <w:pPr>
-              <w:spacing w:after="20" w:before="20"/>
+              <w:spacing w:after="20" w:before="20" w:line="250" w:lineRule="auto"/>
             </w:pPr>
             <w:r>
               <w:rPr>
+                <w:rFonts w:ascii="Arial" w:hAnsi="Arial"/>
+                <w:color w:val="152B3A"/>
                 <w:sz w:val="21"/>
               </w:rPr>
             </w:r>
@@ -275,13 +333,16 @@
           <w:tcPr>
             <w:vAlign w:val="center"/>
             <w:tcW w:w="2557" w:type="dxa"/>
+            <w:shd w:fill="F1F5F0" w:val="clear"/>
           </w:tcPr>
           <w:p>
             <w:pPr>
-              <w:spacing w:after="20" w:before="20"/>
+              <w:spacing w:after="20" w:before="20" w:line="250" w:lineRule="auto"/>
             </w:pPr>
             <w:r>
               <w:rPr>
+                <w:rFonts w:ascii="Arial" w:hAnsi="Arial"/>
+                <w:color w:val="152B3A"/>
                 <w:sz w:val="21"/>
               </w:rPr>
               <w:t>Fox</w:t>
@@ -292,13 +353,16 @@
           <w:tcPr>
             <w:vAlign w:val="center"/>
             <w:tcW w:w="4750" w:type="dxa"/>
+            <w:shd w:fill="F1F5F0" w:val="clear"/>
           </w:tcPr>
           <w:p>
             <w:pPr>
-              <w:spacing w:after="20" w:before="20"/>
+              <w:spacing w:after="20" w:before="20" w:line="250" w:lineRule="auto"/>
             </w:pPr>
             <w:r>
               <w:rPr>
+                <w:rFonts w:ascii="Arial" w:hAnsi="Arial"/>
+                <w:color w:val="152B3A"/>
                 <w:sz w:val="21"/>
               </w:rPr>
               <w:t>Can eat rabbits.</w:t>
@@ -309,13 +373,16 @@
           <w:tcPr>
             <w:vAlign w:val="center"/>
             <w:tcW w:w="2559" w:type="dxa"/>
+            <w:shd w:fill="F1F5F0" w:val="clear"/>
           </w:tcPr>
           <w:p>
             <w:pPr>
-              <w:spacing w:after="20" w:before="20"/>
+              <w:spacing w:after="20" w:before="20" w:line="250" w:lineRule="auto"/>
             </w:pPr>
             <w:r>
               <w:rPr>
+                <w:rFonts w:ascii="Arial" w:hAnsi="Arial"/>
+                <w:color w:val="152B3A"/>
                 <w:sz w:val="21"/>
               </w:rPr>
             </w:r>
@@ -331,13 +398,16 @@
           <w:tcPr>
             <w:vAlign w:val="center"/>
             <w:tcW w:w="2557" w:type="dxa"/>
+            <w:shd w:fill="FFFFFF" w:val="clear"/>
           </w:tcPr>
           <w:p>
             <w:pPr>
-              <w:spacing w:after="20" w:before="20"/>
+              <w:spacing w:after="20" w:before="20" w:line="250" w:lineRule="auto"/>
             </w:pPr>
             <w:r>
               <w:rPr>
+                <w:rFonts w:ascii="Arial" w:hAnsi="Arial"/>
+                <w:color w:val="152B3A"/>
                 <w:sz w:val="21"/>
               </w:rPr>
               <w:t>Caterpillar</w:t>
@@ -348,13 +418,16 @@
           <w:tcPr>
             <w:vAlign w:val="center"/>
             <w:tcW w:w="4750" w:type="dxa"/>
+            <w:shd w:fill="FFFFFF" w:val="clear"/>
           </w:tcPr>
           <w:p>
             <w:pPr>
-              <w:spacing w:after="20" w:before="20"/>
+              <w:spacing w:after="20" w:before="20" w:line="250" w:lineRule="auto"/>
             </w:pPr>
             <w:r>
               <w:rPr>
+                <w:rFonts w:ascii="Arial" w:hAnsi="Arial"/>
+                <w:color w:val="152B3A"/>
                 <w:sz w:val="21"/>
               </w:rPr>
               <w:t>Can eat leaves.</w:t>
@@ -365,13 +438,16 @@
           <w:tcPr>
             <w:vAlign w:val="center"/>
             <w:tcW w:w="2559" w:type="dxa"/>
+            <w:shd w:fill="FFFFFF" w:val="clear"/>
           </w:tcPr>
           <w:p>
             <w:pPr>
-              <w:spacing w:after="20" w:before="20"/>
+              <w:spacing w:after="20" w:before="20" w:line="250" w:lineRule="auto"/>
             </w:pPr>
             <w:r>
               <w:rPr>
+                <w:rFonts w:ascii="Arial" w:hAnsi="Arial"/>
+                <w:color w:val="152B3A"/>
                 <w:sz w:val="21"/>
               </w:rPr>
             </w:r>
@@ -387,13 +463,16 @@
           <w:tcPr>
             <w:vAlign w:val="center"/>
             <w:tcW w:w="2557" w:type="dxa"/>
+            <w:shd w:fill="F1F5F0" w:val="clear"/>
           </w:tcPr>
           <w:p>
             <w:pPr>
-              <w:spacing w:after="20" w:before="20"/>
+              <w:spacing w:after="20" w:before="20" w:line="250" w:lineRule="auto"/>
             </w:pPr>
             <w:r>
               <w:rPr>
+                <w:rFonts w:ascii="Arial" w:hAnsi="Arial"/>
+                <w:color w:val="152B3A"/>
                 <w:sz w:val="21"/>
               </w:rPr>
               <w:t>Robin</w:t>
@@ -404,13 +483,16 @@
           <w:tcPr>
             <w:vAlign w:val="center"/>
             <w:tcW w:w="4750" w:type="dxa"/>
+            <w:shd w:fill="F1F5F0" w:val="clear"/>
           </w:tcPr>
           <w:p>
             <w:pPr>
-              <w:spacing w:after="20" w:before="20"/>
+              <w:spacing w:after="20" w:before="20" w:line="250" w:lineRule="auto"/>
             </w:pPr>
             <w:r>
               <w:rPr>
+                <w:rFonts w:ascii="Arial" w:hAnsi="Arial"/>
+                <w:color w:val="152B3A"/>
                 <w:sz w:val="21"/>
               </w:rPr>
               <w:t>Can eat caterpillars.</w:t>
@@ -421,13 +503,16 @@
           <w:tcPr>
             <w:vAlign w:val="center"/>
             <w:tcW w:w="2559" w:type="dxa"/>
+            <w:shd w:fill="F1F5F0" w:val="clear"/>
           </w:tcPr>
           <w:p>
             <w:pPr>
-              <w:spacing w:after="20" w:before="20"/>
+              <w:spacing w:after="20" w:before="20" w:line="250" w:lineRule="auto"/>
             </w:pPr>
             <w:r>
               <w:rPr>
+                <w:rFonts w:ascii="Arial" w:hAnsi="Arial"/>
+                <w:color w:val="152B3A"/>
                 <w:sz w:val="21"/>
               </w:rPr>
             </w:r>
@@ -439,11 +524,14 @@
       <w:pPr>
         <w:pStyle w:val="ResponseLine"/>
         <w:pBdr>
-          <w:bottom w:val="single" w:sz="3" w:space="1" w:color="ACBBB7"/>
+          <w:bottom w:val="single" w:sz="4" w:space="1" w:color="9DB9AC"/>
           <w:between w:val="single" w:sz="3" w:space="1" w:color="ACBBB7"/>
         </w:pBdr>
       </w:pPr>
       <w:r>
+        <w:rPr>
+          <w:rFonts w:ascii="Arial" w:hAnsi="Arial"/>
+        </w:rPr>
         <w:t xml:space="preserve"> </w:t>
       </w:r>
     </w:p>
@@ -451,11 +539,14 @@
       <w:pPr>
         <w:pStyle w:val="ResponseLine"/>
         <w:pBdr>
-          <w:bottom w:val="single" w:sz="3" w:space="1" w:color="ACBBB7"/>
+          <w:bottom w:val="single" w:sz="4" w:space="1" w:color="9DB9AC"/>
           <w:between w:val="single" w:sz="3" w:space="1" w:color="ACBBB7"/>
         </w:pBdr>
       </w:pPr>
       <w:r>
+        <w:rPr>
+          <w:rFonts w:ascii="Arial" w:hAnsi="Arial"/>
+        </w:rPr>
         <w:t xml:space="preserve"> </w:t>
       </w:r>
     </w:p>
@@ -463,8 +554,15 @@
       <w:pPr>
         <w:pStyle w:val="Kicker"/>
         <w:pageBreakBefore/>
+        <w:pBdr>
+          <w:left w:val="single" w:sz="20" w:color="28685E" w:space="7"/>
+        </w:pBdr>
+        <w:ind w:left="140"/>
       </w:pPr>
       <w:r>
+        <w:rPr>
+          <w:rFonts w:ascii="Arial" w:hAnsi="Arial"/>
+        </w:rPr>
         <w:t>PUPIL TASK / Autumn 1 · Week 7 · Lesson A</w:t>
       </w:r>
     </w:p>
@@ -473,6 +571,12 @@
         <w:pStyle w:val="Title"/>
       </w:pPr>
       <w:r>
+        <w:rPr>
+          <w:rFonts w:ascii="Arial" w:hAnsi="Arial"/>
+          <w:b/>
+          <w:color w:val="152B3A"/>
+          <w:sz w:val="48"/>
+        </w:rPr>
         <w:t>2. Build the first chain</w:t>
       </w:r>
     </w:p>
@@ -481,11 +585,19 @@
         <w:pStyle w:val="Subtitle"/>
       </w:pPr>
       <w:r>
+        <w:rPr>
+          <w:rFonts w:ascii="Arial" w:hAnsi="Arial"/>
+          <w:i w:val="0"/>
+          <w:sz w:val="22"/>
+        </w:rPr>
         <w:t>Write, draw, point or dictate as agreed with your teacher.</w:t>
       </w:r>
     </w:p>
     <w:p>
       <w:r>
+        <w:rPr>
+          <w:rFonts w:ascii="Arial" w:hAnsi="Arial"/>
+        </w:rPr>
         <w:t>Use grass, rabbit, fox and two arrows. A rabbit can eat grass; a fox can eat a rabbit.</w:t>
       </w:r>
     </w:p>
@@ -497,6 +609,9 @@
         </w:numPr>
       </w:pPr>
       <w:r>
+        <w:rPr>
+          <w:rFonts w:ascii="Arial" w:hAnsi="Arial"/>
+        </w:rPr>
         <w:t>My chain: ___ → ___ → ___.</w:t>
       </w:r>
     </w:p>
@@ -508,6 +623,9 @@
         </w:numPr>
       </w:pPr>
       <w:r>
+        <w:rPr>
+          <w:rFonts w:ascii="Arial" w:hAnsi="Arial"/>
+        </w:rPr>
         <w:t>The first arrow means ___.</w:t>
       </w:r>
     </w:p>
@@ -519,6 +637,9 @@
         </w:numPr>
       </w:pPr>
       <w:r>
+        <w:rPr>
+          <w:rFonts w:ascii="Arial" w:hAnsi="Arial"/>
+        </w:rPr>
         <w:t>The second arrow means ___.</w:t>
       </w:r>
     </w:p>
@@ -530,6 +651,9 @@
         </w:numPr>
       </w:pPr>
       <w:r>
+        <w:rPr>
+          <w:rFonts w:ascii="Arial" w:hAnsi="Arial"/>
+        </w:rPr>
         <w:t>The producer is ___ because ___.</w:t>
       </w:r>
     </w:p>
@@ -537,11 +661,14 @@
       <w:pPr>
         <w:pStyle w:val="ResponseLine"/>
         <w:pBdr>
-          <w:bottom w:val="single" w:sz="3" w:space="1" w:color="ACBBB7"/>
+          <w:bottom w:val="single" w:sz="4" w:space="1" w:color="9DB9AC"/>
           <w:between w:val="single" w:sz="3" w:space="1" w:color="ACBBB7"/>
         </w:pBdr>
       </w:pPr>
       <w:r>
+        <w:rPr>
+          <w:rFonts w:ascii="Arial" w:hAnsi="Arial"/>
+        </w:rPr>
         <w:t xml:space="preserve"> </w:t>
       </w:r>
     </w:p>
@@ -549,11 +676,14 @@
       <w:pPr>
         <w:pStyle w:val="ResponseLine"/>
         <w:pBdr>
-          <w:bottom w:val="single" w:sz="3" w:space="1" w:color="ACBBB7"/>
+          <w:bottom w:val="single" w:sz="4" w:space="1" w:color="9DB9AC"/>
           <w:between w:val="single" w:sz="3" w:space="1" w:color="ACBBB7"/>
         </w:pBdr>
       </w:pPr>
       <w:r>
+        <w:rPr>
+          <w:rFonts w:ascii="Arial" w:hAnsi="Arial"/>
+        </w:rPr>
         <w:t xml:space="preserve"> </w:t>
       </w:r>
     </w:p>
@@ -561,11 +691,14 @@
       <w:pPr>
         <w:pStyle w:val="ResponseLine"/>
         <w:pBdr>
-          <w:bottom w:val="single" w:sz="3" w:space="1" w:color="ACBBB7"/>
+          <w:bottom w:val="single" w:sz="4" w:space="1" w:color="9DB9AC"/>
           <w:between w:val="single" w:sz="3" w:space="1" w:color="ACBBB7"/>
         </w:pBdr>
       </w:pPr>
       <w:r>
+        <w:rPr>
+          <w:rFonts w:ascii="Arial" w:hAnsi="Arial"/>
+        </w:rPr>
         <w:t xml:space="preserve"> </w:t>
       </w:r>
     </w:p>
@@ -573,11 +706,14 @@
       <w:pPr>
         <w:pStyle w:val="ResponseLine"/>
         <w:pBdr>
-          <w:bottom w:val="single" w:sz="3" w:space="1" w:color="ACBBB7"/>
+          <w:bottom w:val="single" w:sz="4" w:space="1" w:color="9DB9AC"/>
           <w:between w:val="single" w:sz="3" w:space="1" w:color="ACBBB7"/>
         </w:pBdr>
       </w:pPr>
       <w:r>
+        <w:rPr>
+          <w:rFonts w:ascii="Arial" w:hAnsi="Arial"/>
+        </w:rPr>
         <w:t xml:space="preserve"> </w:t>
       </w:r>
     </w:p>
@@ -585,11 +721,14 @@
       <w:pPr>
         <w:pStyle w:val="ResponseLine"/>
         <w:pBdr>
-          <w:bottom w:val="single" w:sz="3" w:space="1" w:color="ACBBB7"/>
+          <w:bottom w:val="single" w:sz="4" w:space="1" w:color="9DB9AC"/>
           <w:between w:val="single" w:sz="3" w:space="1" w:color="ACBBB7"/>
         </w:pBdr>
       </w:pPr>
       <w:r>
+        <w:rPr>
+          <w:rFonts w:ascii="Arial" w:hAnsi="Arial"/>
+        </w:rPr>
         <w:t xml:space="preserve"> </w:t>
       </w:r>
     </w:p>
@@ -597,11 +736,14 @@
       <w:pPr>
         <w:pStyle w:val="ResponseLine"/>
         <w:pBdr>
-          <w:bottom w:val="single" w:sz="3" w:space="1" w:color="ACBBB7"/>
+          <w:bottom w:val="single" w:sz="4" w:space="1" w:color="9DB9AC"/>
           <w:between w:val="single" w:sz="3" w:space="1" w:color="ACBBB7"/>
         </w:pBdr>
       </w:pPr>
       <w:r>
+        <w:rPr>
+          <w:rFonts w:ascii="Arial" w:hAnsi="Arial"/>
+        </w:rPr>
         <w:t xml:space="preserve"> </w:t>
       </w:r>
     </w:p>
@@ -609,11 +751,14 @@
       <w:pPr>
         <w:pStyle w:val="ResponseLine"/>
         <w:pBdr>
-          <w:bottom w:val="single" w:sz="3" w:space="1" w:color="ACBBB7"/>
+          <w:bottom w:val="single" w:sz="4" w:space="1" w:color="9DB9AC"/>
           <w:between w:val="single" w:sz="3" w:space="1" w:color="ACBBB7"/>
         </w:pBdr>
       </w:pPr>
       <w:r>
+        <w:rPr>
+          <w:rFonts w:ascii="Arial" w:hAnsi="Arial"/>
+        </w:rPr>
         <w:t xml:space="preserve"> </w:t>
       </w:r>
     </w:p>
@@ -621,8 +766,15 @@
       <w:pPr>
         <w:pStyle w:val="Kicker"/>
         <w:pageBreakBefore/>
+        <w:pBdr>
+          <w:left w:val="single" w:sz="20" w:color="28685E" w:space="7"/>
+        </w:pBdr>
+        <w:ind w:left="140"/>
       </w:pPr>
       <w:r>
+        <w:rPr>
+          <w:rFonts w:ascii="Arial" w:hAnsi="Arial"/>
+        </w:rPr>
         <w:t>PUPIL TASK / Autumn 1 · Week 7 · Lesson A</w:t>
       </w:r>
     </w:p>
@@ -631,6 +783,12 @@
         <w:pStyle w:val="Title"/>
       </w:pPr>
       <w:r>
+        <w:rPr>
+          <w:rFonts w:ascii="Arial" w:hAnsi="Arial"/>
+          <w:b/>
+          <w:color w:val="152B3A"/>
+          <w:sz w:val="48"/>
+        </w:rPr>
         <w:t>3. Correct a deliberate error</w:t>
       </w:r>
     </w:p>
@@ -639,11 +797,19 @@
         <w:pStyle w:val="Subtitle"/>
       </w:pPr>
       <w:r>
+        <w:rPr>
+          <w:rFonts w:ascii="Arial" w:hAnsi="Arial"/>
+          <w:i w:val="0"/>
+          <w:sz w:val="22"/>
+        </w:rPr>
         <w:t>Write, draw, point or dictate as agreed with your teacher.</w:t>
       </w:r>
     </w:p>
     <w:p>
       <w:r>
+        <w:rPr>
+          <w:rFonts w:ascii="Arial" w:hAnsi="Arial"/>
+        </w:rPr>
         <w:t>Someone draws rabbit → grass using the same feeding clue. Explain or direct a repair.</w:t>
       </w:r>
     </w:p>
@@ -655,6 +821,9 @@
         </w:numPr>
       </w:pPr>
       <w:r>
+        <w:rPr>
+          <w:rFonts w:ascii="Arial" w:hAnsi="Arial"/>
+        </w:rPr>
         <w:t>The clue tells me ___.</w:t>
       </w:r>
     </w:p>
@@ -666,6 +835,9 @@
         </w:numPr>
       </w:pPr>
       <w:r>
+        <w:rPr>
+          <w:rFonts w:ascii="Arial" w:hAnsi="Arial"/>
+        </w:rPr>
         <w:t>The repaired arrow is ___ → ___.</w:t>
       </w:r>
     </w:p>
@@ -677,6 +849,9 @@
         </w:numPr>
       </w:pPr>
       <w:r>
+        <w:rPr>
+          <w:rFonts w:ascii="Arial" w:hAnsi="Arial"/>
+        </w:rPr>
         <w:t>It points this way because ___.</w:t>
       </w:r>
     </w:p>
@@ -684,11 +859,14 @@
       <w:pPr>
         <w:pStyle w:val="ResponseLine"/>
         <w:pBdr>
-          <w:bottom w:val="single" w:sz="3" w:space="1" w:color="ACBBB7"/>
+          <w:bottom w:val="single" w:sz="4" w:space="1" w:color="9DB9AC"/>
           <w:between w:val="single" w:sz="3" w:space="1" w:color="ACBBB7"/>
         </w:pBdr>
       </w:pPr>
       <w:r>
+        <w:rPr>
+          <w:rFonts w:ascii="Arial" w:hAnsi="Arial"/>
+        </w:rPr>
         <w:t xml:space="preserve"> </w:t>
       </w:r>
     </w:p>
@@ -696,11 +874,14 @@
       <w:pPr>
         <w:pStyle w:val="ResponseLine"/>
         <w:pBdr>
-          <w:bottom w:val="single" w:sz="3" w:space="1" w:color="ACBBB7"/>
+          <w:bottom w:val="single" w:sz="4" w:space="1" w:color="9DB9AC"/>
           <w:between w:val="single" w:sz="3" w:space="1" w:color="ACBBB7"/>
         </w:pBdr>
       </w:pPr>
       <w:r>
+        <w:rPr>
+          <w:rFonts w:ascii="Arial" w:hAnsi="Arial"/>
+        </w:rPr>
         <w:t xml:space="preserve"> </w:t>
       </w:r>
     </w:p>
@@ -708,11 +889,14 @@
       <w:pPr>
         <w:pStyle w:val="ResponseLine"/>
         <w:pBdr>
-          <w:bottom w:val="single" w:sz="3" w:space="1" w:color="ACBBB7"/>
+          <w:bottom w:val="single" w:sz="4" w:space="1" w:color="9DB9AC"/>
           <w:between w:val="single" w:sz="3" w:space="1" w:color="ACBBB7"/>
         </w:pBdr>
       </w:pPr>
       <w:r>
+        <w:rPr>
+          <w:rFonts w:ascii="Arial" w:hAnsi="Arial"/>
+        </w:rPr>
         <w:t xml:space="preserve"> </w:t>
       </w:r>
     </w:p>
@@ -720,11 +904,14 @@
       <w:pPr>
         <w:pStyle w:val="ResponseLine"/>
         <w:pBdr>
-          <w:bottom w:val="single" w:sz="3" w:space="1" w:color="ACBBB7"/>
+          <w:bottom w:val="single" w:sz="4" w:space="1" w:color="9DB9AC"/>
           <w:between w:val="single" w:sz="3" w:space="1" w:color="ACBBB7"/>
         </w:pBdr>
       </w:pPr>
       <w:r>
+        <w:rPr>
+          <w:rFonts w:ascii="Arial" w:hAnsi="Arial"/>
+        </w:rPr>
         <w:t xml:space="preserve"> </w:t>
       </w:r>
     </w:p>
@@ -732,11 +919,14 @@
       <w:pPr>
         <w:pStyle w:val="ResponseLine"/>
         <w:pBdr>
-          <w:bottom w:val="single" w:sz="3" w:space="1" w:color="ACBBB7"/>
+          <w:bottom w:val="single" w:sz="4" w:space="1" w:color="9DB9AC"/>
           <w:between w:val="single" w:sz="3" w:space="1" w:color="ACBBB7"/>
         </w:pBdr>
       </w:pPr>
       <w:r>
+        <w:rPr>
+          <w:rFonts w:ascii="Arial" w:hAnsi="Arial"/>
+        </w:rPr>
         <w:t xml:space="preserve"> </w:t>
       </w:r>
     </w:p>
@@ -744,11 +934,14 @@
       <w:pPr>
         <w:pStyle w:val="ResponseLine"/>
         <w:pBdr>
-          <w:bottom w:val="single" w:sz="3" w:space="1" w:color="ACBBB7"/>
+          <w:bottom w:val="single" w:sz="4" w:space="1" w:color="9DB9AC"/>
           <w:between w:val="single" w:sz="3" w:space="1" w:color="ACBBB7"/>
         </w:pBdr>
       </w:pPr>
       <w:r>
+        <w:rPr>
+          <w:rFonts w:ascii="Arial" w:hAnsi="Arial"/>
+        </w:rPr>
         <w:t xml:space="preserve"> </w:t>
       </w:r>
     </w:p>
@@ -756,8 +949,15 @@
       <w:pPr>
         <w:pStyle w:val="Kicker"/>
         <w:pageBreakBefore/>
+        <w:pBdr>
+          <w:left w:val="single" w:sz="20" w:color="28685E" w:space="7"/>
+        </w:pBdr>
+        <w:ind w:left="140"/>
       </w:pPr>
       <w:r>
+        <w:rPr>
+          <w:rFonts w:ascii="Arial" w:hAnsi="Arial"/>
+        </w:rPr>
         <w:t>PUPIL TASK / Autumn 1 · Week 7 · Lesson A</w:t>
       </w:r>
     </w:p>
@@ -766,6 +966,12 @@
         <w:pStyle w:val="Title"/>
       </w:pPr>
       <w:r>
+        <w:rPr>
+          <w:rFonts w:ascii="Arial" w:hAnsi="Arial"/>
+          <w:b/>
+          <w:color w:val="152B3A"/>
+          <w:sz w:val="48"/>
+        </w:rPr>
         <w:t>4. Explain the model’s meaning</w:t>
       </w:r>
     </w:p>
@@ -774,11 +980,19 @@
         <w:pStyle w:val="Subtitle"/>
       </w:pPr>
       <w:r>
+        <w:rPr>
+          <w:rFonts w:ascii="Arial" w:hAnsi="Arial"/>
+          <w:i w:val="0"/>
+          <w:sz w:val="22"/>
+        </w:rPr>
         <w:t>Write, draw, point or dictate as agreed with your teacher.</w:t>
       </w:r>
     </w:p>
     <w:p>
       <w:r>
+        <w:rPr>
+          <w:rFonts w:ascii="Arial" w:hAnsi="Arial"/>
+        </w:rPr>
         <w:t>Use a role and an evidence word. No one needs to collect or feed real organisms.</w:t>
       </w:r>
     </w:p>
@@ -790,6 +1004,9 @@
         </w:numPr>
       </w:pPr>
       <w:r>
+        <w:rPr>
+          <w:rFonts w:ascii="Arial" w:hAnsi="Arial"/>
+        </w:rPr>
         <w:t>A fox is a ___ because ___.</w:t>
       </w:r>
     </w:p>
@@ -801,6 +1018,9 @@
         </w:numPr>
       </w:pPr>
       <w:r>
+        <w:rPr>
+          <w:rFonts w:ascii="Arial" w:hAnsi="Arial"/>
+        </w:rPr>
         <w:t>If grass decreases, a rabbit might ___ because ___.</w:t>
       </w:r>
     </w:p>
@@ -812,6 +1032,9 @@
         </w:numPr>
       </w:pPr>
       <w:r>
+        <w:rPr>
+          <w:rFonts w:ascii="Arial" w:hAnsi="Arial"/>
+        </w:rPr>
         <w:t>One thing this simple model cannot tell us: ___.</w:t>
       </w:r>
     </w:p>
@@ -819,11 +1042,14 @@
       <w:pPr>
         <w:pStyle w:val="ResponseLine"/>
         <w:pBdr>
-          <w:bottom w:val="single" w:sz="3" w:space="1" w:color="ACBBB7"/>
+          <w:bottom w:val="single" w:sz="4" w:space="1" w:color="9DB9AC"/>
           <w:between w:val="single" w:sz="3" w:space="1" w:color="ACBBB7"/>
         </w:pBdr>
       </w:pPr>
       <w:r>
+        <w:rPr>
+          <w:rFonts w:ascii="Arial" w:hAnsi="Arial"/>
+        </w:rPr>
         <w:t xml:space="preserve"> </w:t>
       </w:r>
     </w:p>
@@ -831,11 +1057,14 @@
       <w:pPr>
         <w:pStyle w:val="ResponseLine"/>
         <w:pBdr>
-          <w:bottom w:val="single" w:sz="3" w:space="1" w:color="ACBBB7"/>
+          <w:bottom w:val="single" w:sz="4" w:space="1" w:color="9DB9AC"/>
           <w:between w:val="single" w:sz="3" w:space="1" w:color="ACBBB7"/>
         </w:pBdr>
       </w:pPr>
       <w:r>
+        <w:rPr>
+          <w:rFonts w:ascii="Arial" w:hAnsi="Arial"/>
+        </w:rPr>
         <w:t xml:space="preserve"> </w:t>
       </w:r>
     </w:p>
@@ -843,11 +1072,14 @@
       <w:pPr>
         <w:pStyle w:val="ResponseLine"/>
         <w:pBdr>
-          <w:bottom w:val="single" w:sz="3" w:space="1" w:color="ACBBB7"/>
+          <w:bottom w:val="single" w:sz="4" w:space="1" w:color="9DB9AC"/>
           <w:between w:val="single" w:sz="3" w:space="1" w:color="ACBBB7"/>
         </w:pBdr>
       </w:pPr>
       <w:r>
+        <w:rPr>
+          <w:rFonts w:ascii="Arial" w:hAnsi="Arial"/>
+        </w:rPr>
         <w:t xml:space="preserve"> </w:t>
       </w:r>
     </w:p>
@@ -855,11 +1087,14 @@
       <w:pPr>
         <w:pStyle w:val="ResponseLine"/>
         <w:pBdr>
-          <w:bottom w:val="single" w:sz="3" w:space="1" w:color="ACBBB7"/>
+          <w:bottom w:val="single" w:sz="4" w:space="1" w:color="9DB9AC"/>
           <w:between w:val="single" w:sz="3" w:space="1" w:color="ACBBB7"/>
         </w:pBdr>
       </w:pPr>
       <w:r>
+        <w:rPr>
+          <w:rFonts w:ascii="Arial" w:hAnsi="Arial"/>
+        </w:rPr>
         <w:t xml:space="preserve"> </w:t>
       </w:r>
     </w:p>
@@ -867,11 +1102,14 @@
       <w:pPr>
         <w:pStyle w:val="ResponseLine"/>
         <w:pBdr>
-          <w:bottom w:val="single" w:sz="3" w:space="1" w:color="ACBBB7"/>
+          <w:bottom w:val="single" w:sz="4" w:space="1" w:color="9DB9AC"/>
           <w:between w:val="single" w:sz="3" w:space="1" w:color="ACBBB7"/>
         </w:pBdr>
       </w:pPr>
       <w:r>
+        <w:rPr>
+          <w:rFonts w:ascii="Arial" w:hAnsi="Arial"/>
+        </w:rPr>
         <w:t xml:space="preserve"> </w:t>
       </w:r>
     </w:p>
@@ -879,11 +1117,14 @@
       <w:pPr>
         <w:pStyle w:val="ResponseLine"/>
         <w:pBdr>
-          <w:bottom w:val="single" w:sz="3" w:space="1" w:color="ACBBB7"/>
+          <w:bottom w:val="single" w:sz="4" w:space="1" w:color="9DB9AC"/>
           <w:between w:val="single" w:sz="3" w:space="1" w:color="ACBBB7"/>
         </w:pBdr>
       </w:pPr>
       <w:r>
+        <w:rPr>
+          <w:rFonts w:ascii="Arial" w:hAnsi="Arial"/>
+        </w:rPr>
         <w:t xml:space="preserve"> </w:t>
       </w:r>
     </w:p>
@@ -891,19 +1132,28 @@
       <w:pPr>
         <w:pStyle w:val="ResponseLine"/>
         <w:pBdr>
-          <w:bottom w:val="single" w:sz="3" w:space="1" w:color="ACBBB7"/>
+          <w:bottom w:val="single" w:sz="4" w:space="1" w:color="9DB9AC"/>
           <w:between w:val="single" w:sz="3" w:space="1" w:color="ACBBB7"/>
         </w:pBdr>
       </w:pPr>
       <w:r>
+        <w:rPr>
+          <w:rFonts w:ascii="Arial" w:hAnsi="Arial"/>
+        </w:rPr>
         <w:t xml:space="preserve"> </w:t>
       </w:r>
     </w:p>
     <w:p>
       <w:pPr>
         <w:pStyle w:val="Heading1"/>
+        <w:pBdr>
+          <w:bottom w:val="single" w:sz="6" w:color="DCE7DD" w:space="4"/>
+        </w:pBdr>
       </w:pPr>
       <w:r>
+        <w:rPr>
+          <w:rFonts w:ascii="Arial" w:hAnsi="Arial"/>
+        </w:rPr>
         <w:t>Choose a response route</w:t>
       </w:r>
     </w:p>
@@ -912,57 +1162,91 @@
         <w:pStyle w:val="Small"/>
       </w:pPr>
       <w:r>
+        <w:rPr>
+          <w:rFonts w:ascii="Arial" w:hAnsi="Arial"/>
+        </w:rPr>
         <w:t>Agree one route with your teacher; you do not need every route.</w:t>
       </w:r>
     </w:p>
     <w:p>
       <w:pPr>
         <w:pStyle w:val="Heading1"/>
+        <w:pBdr>
+          <w:bottom w:val="single" w:sz="6" w:color="DCE7DD" w:space="4"/>
+        </w:pBdr>
       </w:pPr>
       <w:r>
+        <w:rPr>
+          <w:rFonts w:ascii="Arial" w:hAnsi="Arial"/>
+        </w:rPr>
         <w:t>Supported</w:t>
       </w:r>
     </w:p>
     <w:p>
       <w:r>
+        <w:rPr>
+          <w:rFonts w:ascii="Arial" w:hAnsi="Arial"/>
+        </w:rPr>
         <w:t>Point to producer/consumer and direct one arrow using a read-aloud clue.</w:t>
       </w:r>
     </w:p>
     <w:p>
       <w:pPr>
         <w:pStyle w:val="Heading1"/>
+        <w:pBdr>
+          <w:bottom w:val="single" w:sz="6" w:color="DCE7DD" w:space="4"/>
+        </w:pBdr>
       </w:pPr>
       <w:r>
+        <w:rPr>
+          <w:rFonts w:ascii="Arial" w:hAnsi="Arial"/>
+        </w:rPr>
         <w:t>Standard</w:t>
       </w:r>
     </w:p>
     <w:p>
       <w:r>
+        <w:rPr>
+          <w:rFonts w:ascii="Arial" w:hAnsi="Arial"/>
+        </w:rPr>
         <w:t>Build a three-organism chain and explain both arrows.</w:t>
       </w:r>
     </w:p>
     <w:p>
       <w:pPr>
         <w:pStyle w:val="Heading1"/>
+        <w:pBdr>
+          <w:bottom w:val="single" w:sz="6" w:color="DCE7DD" w:space="4"/>
+        </w:pBdr>
       </w:pPr>
       <w:r>
+        <w:rPr>
+          <w:rFonts w:ascii="Arial" w:hAnsi="Arial"/>
+        </w:rPr>
         <w:t>Stretch</w:t>
       </w:r>
     </w:p>
     <w:p>
       <w:r>
+        <w:rPr>
+          <w:rFonts w:ascii="Arial" w:hAnsi="Arial"/>
+        </w:rPr>
         <w:t>Diagnose reversed arrows and qualify a prediction about fewer plants.</w:t>
       </w:r>
     </w:p>
     <w:p>
       <w:pPr>
         <w:pStyle w:val="Callout"/>
-        <w:shd w:fill="F7F4EC"/>
+        <w:shd w:fill="F1F5F0" w:val="clear"/>
         <w:pBdr>
-          <w:left w:val="single" w:sz="18" w:space="8" w:color="28675C"/>
+          <w:left w:val="single" w:sz="20" w:space="8" w:color="28685E"/>
         </w:pBdr>
+        <w:ind w:left="140" w:right="60"/>
       </w:pPr>
       <w:r>
+        <w:rPr>
+          <w:rFonts w:ascii="Arial" w:hAnsi="Arial"/>
+        </w:rPr>
         <w:t>Keep this record for Wednesday Week 7.</w:t>
       </w:r>
     </w:p>
@@ -985,6 +1269,11 @@
       <w:pStyle w:val="Small"/>
     </w:pPr>
     <w:r>
+      <w:rPr>
+        <w:rFonts w:ascii="Arial" w:hAnsi="Arial"/>
+        <w:color w:val="54656C"/>
+        <w:sz w:val="17"/>
+      </w:rPr>
       <w:t xml:space="preserve">Autumn 1 · Week 7 · Lesson A  |  Pupil materials  |  </w:t>
     </w:r>
     <w:fldSimple w:instr="PAGE"/>
@@ -997,8 +1286,14 @@
   <w:p>
     <w:pPr>
       <w:pStyle w:val="Kicker"/>
+      <w:pBdr>
+        <w:bottom w:val="single" w:sz="8" w:color="DCE7DD" w:space="5"/>
+      </w:pBdr>
     </w:pPr>
     <w:r>
+      <w:rPr>
+        <w:rFonts w:ascii="Arial" w:hAnsi="Arial"/>
+      </w:rPr>
       <w:drawing>
         <wp:inline xmlns:a="http://schemas.openxmlformats.org/drawingml/2006/main" xmlns:pic="http://schemas.openxmlformats.org/drawingml/2006/picture">
           <wp:extent cx="270000" cy="270000"/>
@@ -1033,6 +1328,9 @@
       </w:drawing>
     </w:r>
     <w:r>
+      <w:rPr>
+        <w:rFonts w:ascii="Arial" w:hAnsi="Arial"/>
+      </w:rPr>
       <w:t xml:space="preserve">  MADE BY MATT  /  BUILD SCIENCE</w:t>
     </w:r>
   </w:p>
@@ -1454,13 +1752,14 @@
     <w:qFormat/>
     <w:rsid w:val="00FC693F"/>
     <w:pPr>
-      <w:spacing w:before="0" w:after="120" w:line="250" w:lineRule="auto"/>
+      <w:widowControl/>
+      <w:spacing w:before="0" w:after="120" w:line="257" w:lineRule="auto"/>
     </w:pPr>
     <w:rPr>
       <w:rFonts w:ascii="Arial" w:hAnsi="Arial" w:eastAsia="Arial" w:cs="Arial"/>
       <w:b w:val="0"/>
-      <w:color w:val="25343E"/>
-      <w:sz w:val="24"/>
+      <w:color w:val="152B3A"/>
+      <w:sz w:val="22"/>
     </w:rPr>
   </w:style>
   <w:style w:type="paragraph" w:styleId="Header">
@@ -1518,15 +1817,16 @@
     <w:pPr>
       <w:keepNext/>
       <w:keepLines/>
-      <w:spacing w:before="220" w:after="120" w:line="250" w:lineRule="auto"/>
+      <w:widowControl/>
+      <w:spacing w:before="200" w:after="120" w:line="254" w:lineRule="auto"/>
       <w:outlineLvl w:val="0"/>
     </w:pPr>
     <w:rPr>
       <w:rFonts w:ascii="Arial" w:hAnsi="Arial" w:eastAsia="Arial" w:cs="Arial"/>
       <w:b/>
       <w:bCs/>
-      <w:color w:val="28675C"/>
-      <w:sz w:val="32"/>
+      <w:color w:val="28685E"/>
+      <w:sz w:val="30"/>
       <w:szCs w:val="28"/>
     </w:rPr>
   </w:style>
@@ -1542,14 +1842,15 @@
     <w:pPr>
       <w:keepNext/>
       <w:keepLines/>
-      <w:spacing w:before="140" w:after="120" w:line="250" w:lineRule="auto"/>
+      <w:widowControl/>
+      <w:spacing w:before="140" w:after="80" w:line="254" w:lineRule="auto"/>
       <w:outlineLvl w:val="1"/>
     </w:pPr>
     <w:rPr>
       <w:rFonts w:ascii="Arial" w:hAnsi="Arial" w:eastAsia="Arial" w:cs="Arial"/>
       <w:b/>
       <w:bCs/>
-      <w:color w:val="173348"/>
+      <w:color w:val="152B3A"/>
       <w:sz w:val="24"/>
       <w:szCs w:val="26"/>
     </w:rPr>
@@ -1805,13 +2106,14 @@
     <w:rsid w:val="00FC693F"/>
     <w:pPr>
       <w:keepNext/>
-      <w:spacing w:after="120" w:line="250" w:lineRule="auto" w:before="0"/>
+      <w:widowControl/>
+      <w:spacing w:after="140" w:line="250" w:lineRule="auto" w:before="0"/>
       <w:contextualSpacing/>
     </w:pPr>
     <w:rPr>
       <w:rFonts w:ascii="Arial" w:hAnsi="Arial" w:eastAsia="Arial" w:cs="Arial"/>
-      <w:b w:val="0"/>
-      <w:color w:val="173348"/>
+      <w:b/>
+      <w:color w:val="152B3A"/>
       <w:spacing w:val="5"/>
       <w:kern w:val="28"/>
       <w:sz w:val="48"/>
@@ -1843,19 +2145,20 @@
     <w:rsid w:val="00FC693F"/>
     <w:pPr>
       <w:keepNext/>
+      <w:widowControl/>
       <w:numPr>
         <w:ilvl w:val="1"/>
       </w:numPr>
-      <w:spacing w:before="0" w:after="120" w:line="250" w:lineRule="auto"/>
+      <w:spacing w:before="0" w:after="200" w:line="252" w:lineRule="auto"/>
     </w:pPr>
     <w:rPr>
       <w:rFonts w:ascii="Arial" w:hAnsi="Arial" w:eastAsia="Arial" w:cs="Arial"/>
       <w:b w:val="0"/>
-      <w:i/>
+      <w:i w:val="0"/>
       <w:iCs/>
-      <w:color w:val="53626A"/>
+      <w:color w:val="54656C"/>
       <w:spacing w:val="15"/>
-      <w:sz w:val="24"/>
+      <w:sz w:val="22"/>
       <w:szCs w:val="24"/>
     </w:rPr>
   </w:style>
@@ -13150,48 +13453,53 @@
   <w:style w:type="paragraph" w:customStyle="1" w:styleId="Kicker">
     <w:name w:val="Kicker"/>
     <w:pPr>
-      <w:spacing w:before="0" w:after="120" w:line="250" w:lineRule="auto"/>
+      <w:keepNext/>
+      <w:widowControl/>
+      <w:spacing w:before="0" w:after="140" w:line="250" w:lineRule="auto"/>
     </w:pPr>
     <w:rPr>
       <w:rFonts w:ascii="Arial" w:hAnsi="Arial" w:eastAsia="Arial" w:cs="Arial"/>
       <w:b/>
-      <w:color w:val="28675C"/>
+      <w:color w:val="28685E"/>
       <w:sz w:val="18"/>
     </w:rPr>
   </w:style>
   <w:style w:type="paragraph" w:customStyle="1" w:styleId="Small">
     <w:name w:val="Small"/>
     <w:pPr>
-      <w:spacing w:before="0" w:after="120" w:line="250" w:lineRule="auto"/>
+      <w:widowControl/>
+      <w:spacing w:before="0" w:after="120" w:line="254" w:lineRule="auto"/>
     </w:pPr>
     <w:rPr>
       <w:rFonts w:ascii="Arial" w:hAnsi="Arial" w:eastAsia="Arial" w:cs="Arial"/>
       <w:b w:val="0"/>
-      <w:color w:val="53626A"/>
+      <w:color w:val="54656C"/>
       <w:sz w:val="18"/>
     </w:rPr>
   </w:style>
   <w:style w:type="paragraph" w:customStyle="1" w:styleId="ResponseLine">
     <w:name w:val="ResponseLine"/>
     <w:pPr>
-      <w:spacing w:before="0" w:after="0" w:line="440" w:lineRule="exact"/>
+      <w:widowControl/>
+      <w:spacing w:before="0" w:after="0" w:line="480" w:lineRule="exact"/>
     </w:pPr>
     <w:rPr>
       <w:rFonts w:ascii="Arial" w:hAnsi="Arial" w:eastAsia="Arial" w:cs="Arial"/>
       <w:b w:val="0"/>
-      <w:color w:val="25343E"/>
+      <w:color w:val="152B3A"/>
       <w:sz w:val="24"/>
     </w:rPr>
   </w:style>
   <w:style w:type="paragraph" w:customStyle="1" w:styleId="Callout">
     <w:name w:val="Callout"/>
     <w:pPr>
-      <w:spacing w:before="120" w:after="160" w:line="250" w:lineRule="auto"/>
+      <w:widowControl/>
+      <w:spacing w:before="120" w:after="180" w:line="254" w:lineRule="auto"/>
     </w:pPr>
     <w:rPr>
       <w:rFonts w:ascii="Arial" w:hAnsi="Arial" w:eastAsia="Arial" w:cs="Arial"/>
       <w:b w:val="0"/>
-      <w:color w:val="25343E"/>
+      <w:color w:val="152B3A"/>
       <w:sz w:val="22"/>
     </w:rPr>
   </w:style>
